--- a/az/scientists/CV/Word/Badalov_Elchin_CV_AZ.docx
+++ b/az/scientists/CV/Word/Badalov_Elchin_CV_AZ.docx
@@ -377,7 +377,7 @@
           <w:sz w:val="21"/>
           <w:szCs w:val="21"/>
         </w:rPr>
-        <w:t>Elçin Bədəlov 2014-cü ildən İstanbul Aydın Universitetinin ağız, diş və çənə cərrahiyyəsi kafedrasında müəllimdir və 2023-cü ildə dosent elmi adını alıb. 2007-ci ildə İstanbul Universitetinin Diş Həkimliyi Fakültəsini bitirib, 2014-cü ildə həmin universitetdə oral implantologiya üzrə doktoranturanı tamamlayıb. CV-nin ingilis mətnində dissertasiya damar endotelial böyümə faktorunun erkən sümük böyüməsinə təsirinin siçan modelində histoloji və histomorfometrik analizi kimi verilir. CV-də üz-çənə cərrahiyyəsi və implantologiya üzrə 20-dən çox məqalə və kitab fəsli, həmçinin soyadını daşıyan iki cərrahi üsul və bir tikiş üsulu qeyd olunur, adları verilmir.</w:t>
+        <w:t>Elçin Bədəlov 2014-cü ildən İstanbul Aydın Universitetinin ağız, diş və çənə cərrahiyyəsi kafedrasında müəllimdir və 2023-cü ildə dosent elmi adını alıb. 2007-ci ildə İstanbul Universitetinin Diş Həkimliyi Fakültəsini bitirib, 2014-cü ildə həmin universitetdə oral implantologiya üzrə doktoranturanı tamamlayıb. ingilis mətnində dissertasiya damar endotelial böyümə faktorunun erkən sümük böyüməsinə təsirinin siçan modelində histoloji və histomorfometrik analizi kimi verilir. üz-çənə cərrahiyyəsi və implantologiya üzrə 20-dən çox məqalə və kitab fəsli, həmçinin soyadını daşıyan iki cərrahi üsul və bir tikiş üsulu qeyd olunur, adları verilmir.</w:t>
       </w:r>
     </w:p>
     <w:p>
@@ -1416,7 +1416,7 @@
                 <w:sz w:val="21"/>
                 <w:szCs w:val="21"/>
               </w:rPr>
-              <w:t>CV</w:t>
+              <w:t>Özü tərəfindən</w:t>
             </w:r>
           </w:p>
         </w:tc>
